--- a/Review.docx
+++ b/Review.docx
@@ -92,7 +92,59 @@
     </w:p>
     <w:p>
       <w:r>
-        <w:t xml:space="preserve">Everyone has different styles of painting, and the same goes for handwriting. This program identifies the writer of a handwritten image based on its unique pattern. To achieve this, the program takes the pre-trained TROC model and </w:t>
+        <w:t xml:space="preserve">Everyone has different styles of painting, and the same goes for handwriting. This program identifies the writer of a handwritten image based on its unique pattern. To achieve this, the program takes the pre-trained </w:t>
+      </w:r>
+      <w:proofErr w:type="gramStart"/>
+      <w:r>
+        <w:t>TROC</w:t>
+      </w:r>
+      <w:r>
+        <w:t>R</w:t>
+      </w:r>
+      <w:r>
+        <w:t>(</w:t>
+      </w:r>
+      <w:proofErr w:type="gramEnd"/>
+      <w:r>
+        <w:rPr>
+          <w:b/>
+          <w:bCs/>
+        </w:rPr>
+        <w:t xml:space="preserve">Transformer-based Optical Character </w:t>
+      </w:r>
+      <w:proofErr w:type="gramStart"/>
+      <w:r>
+        <w:rPr>
+          <w:b/>
+          <w:bCs/>
+        </w:rPr>
+        <w:t>Recognition</w:t>
+      </w:r>
+      <w:r>
+        <w:t>)</w:t>
+      </w:r>
+      <w:r>
+        <w:rPr>
+          <w:b/>
+          <w:bCs/>
+          <w:vertAlign w:val="superscript"/>
+        </w:rPr>
+        <w:t>[</w:t>
+      </w:r>
+      <w:proofErr w:type="gramEnd"/>
+      <w:r>
+        <w:rPr>
+          <w:b/>
+          <w:bCs/>
+          <w:vertAlign w:val="superscript"/>
+        </w:rPr>
+        <w:t>1]</w:t>
+      </w:r>
+      <w:r>
+        <w:t xml:space="preserve"> large</w:t>
+      </w:r>
+      <w:r>
+        <w:t xml:space="preserve"> model and </w:t>
       </w:r>
       <w:r>
         <w:t>modifies</w:t>
@@ -132,7 +184,14 @@
           <w:b/>
           <w:bCs/>
         </w:rPr>
-        <w:t>Pretrained TROC</w:t>
+        <w:t xml:space="preserve">Pretrained </w:t>
+      </w:r>
+      <w:r>
+        <w:rPr>
+          <w:b/>
+          <w:bCs/>
+        </w:rPr>
+        <w:t>TROCR</w:t>
       </w:r>
     </w:p>
     <w:p>
@@ -155,13 +214,7 @@
         <w:t>deep</w:t>
       </w:r>
       <w:r>
-        <w:t xml:space="preserve"> learning using </w:t>
-      </w:r>
-      <w:r>
-        <w:t>CNN (</w:t>
-      </w:r>
-      <w:r>
-        <w:t xml:space="preserve">Convolution Neural Network) to allow the model to learn all the features of an image. To avoid spending enormous </w:t>
+        <w:t xml:space="preserve"> learning to allow the model to learn all the features of an image. To avoid spending enormous </w:t>
       </w:r>
       <w:r>
         <w:t>amounts of time</w:t>
@@ -179,7 +232,13 @@
         <w:t>applies to</w:t>
       </w:r>
       <w:r>
-        <w:t xml:space="preserve"> a pre-trained image recognition model called TROC. This model has already learned enough details about image texture and pattern which can be used for writer recognition instead.</w:t>
+        <w:t xml:space="preserve"> a pre-trained image recognition model called </w:t>
+      </w:r>
+      <w:r>
+        <w:t>TROCR</w:t>
+      </w:r>
+      <w:r>
+        <w:t>. This model has already learned enough details about image texture and pattern which can be used for writer recognition instead.</w:t>
       </w:r>
     </w:p>
     <w:p>
@@ -202,10 +261,40 @@
         <w:t xml:space="preserve">With </w:t>
       </w:r>
       <w:r>
-        <w:t>Triplet Loss as its loss function</w:t>
-      </w:r>
-      <w:r>
-        <w:t xml:space="preserve">, the model replaces original TROC decoder head with </w:t>
+        <w:t xml:space="preserve">Triplet </w:t>
+      </w:r>
+      <w:proofErr w:type="gramStart"/>
+      <w:r>
+        <w:t>Loss</w:t>
+      </w:r>
+      <w:r>
+        <w:rPr>
+          <w:b/>
+          <w:bCs/>
+          <w:vertAlign w:val="superscript"/>
+        </w:rPr>
+        <w:t>[</w:t>
+      </w:r>
+      <w:proofErr w:type="gramEnd"/>
+      <w:r>
+        <w:rPr>
+          <w:b/>
+          <w:bCs/>
+          <w:vertAlign w:val="superscript"/>
+        </w:rPr>
+        <w:t>3]</w:t>
+      </w:r>
+      <w:r>
+        <w:t xml:space="preserve"> as its loss function</w:t>
+      </w:r>
+      <w:r>
+        <w:t xml:space="preserve">, the model replaces original </w:t>
+      </w:r>
+      <w:r>
+        <w:t xml:space="preserve">TROCR </w:t>
+      </w:r>
+      <w:r>
+        <w:t xml:space="preserve">decoder head with </w:t>
       </w:r>
       <w:r>
         <w:t>3-layer</w:t>
@@ -405,7 +494,39 @@
         <w:t>handwritten</w:t>
       </w:r>
       <w:r>
-        <w:t xml:space="preserve"> text images from CVL database categorized based on </w:t>
+        <w:t xml:space="preserve"> text images from </w:t>
+      </w:r>
+      <w:proofErr w:type="gramStart"/>
+      <w:r>
+        <w:t>CVL</w:t>
+      </w:r>
+      <w:r>
+        <w:rPr>
+          <w:b/>
+          <w:bCs/>
+          <w:vertAlign w:val="superscript"/>
+        </w:rPr>
+        <w:t>[</w:t>
+      </w:r>
+      <w:proofErr w:type="gramEnd"/>
+      <w:r>
+        <w:rPr>
+          <w:b/>
+          <w:bCs/>
+          <w:vertAlign w:val="superscript"/>
+        </w:rPr>
+        <w:t>2</w:t>
+      </w:r>
+      <w:r>
+        <w:rPr>
+          <w:b/>
+          <w:bCs/>
+          <w:vertAlign w:val="superscript"/>
+        </w:rPr>
+        <w:t>]</w:t>
+      </w:r>
+      <w:r>
+        <w:t xml:space="preserve"> database categorized based on </w:t>
       </w:r>
       <w:r>
         <w:t>310</w:t>
@@ -606,11 +727,29 @@
         <w:t xml:space="preserve">Once the model is trained, the program applies model to take all images and generate a list of output vectors. These identifier vectors will be stored into </w:t>
       </w:r>
       <w:proofErr w:type="spellStart"/>
+      <w:proofErr w:type="gramStart"/>
       <w:r>
         <w:t>ChromaDB</w:t>
       </w:r>
       <w:proofErr w:type="spellEnd"/>
       <w:r>
+        <w:rPr>
+          <w:b/>
+          <w:bCs/>
+          <w:vertAlign w:val="superscript"/>
+        </w:rPr>
+        <w:t>[</w:t>
+      </w:r>
+      <w:proofErr w:type="gramEnd"/>
+      <w:r>
+        <w:rPr>
+          <w:b/>
+          <w:bCs/>
+          <w:vertAlign w:val="superscript"/>
+        </w:rPr>
+        <w:t>5]</w:t>
+      </w:r>
+      <w:r>
         <w:t xml:space="preserve"> database optimized for vector querying. </w:t>
       </w:r>
       <w:r>
@@ -619,29 +758,49 @@
     </w:p>
     <w:p>
       <w:r>
-        <w:t xml:space="preserve">During identification, the input image is then converted to the vector again by the model. The program </w:t>
+        <w:t xml:space="preserve">During identification, the input image is then converted to the vector again by the model. The program applies </w:t>
       </w:r>
       <w:proofErr w:type="gramStart"/>
       <w:r>
-        <w:t>applies</w:t>
+        <w:t>KNN</w:t>
+      </w:r>
+      <w:r>
+        <w:rPr>
+          <w:b/>
+          <w:bCs/>
+          <w:vertAlign w:val="superscript"/>
+        </w:rPr>
+        <w:t>[</w:t>
       </w:r>
       <w:proofErr w:type="gramEnd"/>
       <w:r>
+        <w:rPr>
+          <w:b/>
+          <w:bCs/>
+          <w:vertAlign w:val="superscript"/>
+        </w:rPr>
+        <w:t>4]</w:t>
+      </w:r>
+      <w:r>
+        <w:t xml:space="preserve"> (</w:t>
+      </w:r>
+      <w:r>
+        <w:t>K Nearest</w:t>
+      </w:r>
+      <w:r>
         <w:t xml:space="preserve"> </w:t>
       </w:r>
       <w:r>
-        <w:t>KNN (</w:t>
-      </w:r>
-      <w:r>
-        <w:t xml:space="preserve">K Nearest) to get </w:t>
-      </w:r>
-      <w:proofErr w:type="gramStart"/>
-      <w:r>
-        <w:t>the k</w:t>
-      </w:r>
-      <w:proofErr w:type="gramEnd"/>
-      <w:r>
-        <w:t xml:space="preserve"> closest vector for the given input vector of </w:t>
+        <w:t>Neighbor</w:t>
+      </w:r>
+      <w:r>
+        <w:t>s</w:t>
+      </w:r>
+      <w:r>
+        <w:t>)</w:t>
+      </w:r>
+      <w:r>
+        <w:t xml:space="preserve"> to get the k closest vector for the given input vector of </w:t>
       </w:r>
       <w:r>
         <w:t>those handwritten images</w:t>
@@ -935,6 +1094,138 @@
         <w:t>Citation</w:t>
       </w:r>
     </w:p>
+    <w:p>
+      <w:r>
+        <w:t xml:space="preserve">[1] </w:t>
+      </w:r>
+      <w:proofErr w:type="gramStart"/>
+      <w:r>
+        <w:t>TROCR(</w:t>
+      </w:r>
+      <w:proofErr w:type="gramEnd"/>
+      <w:r>
+        <w:t>Transformer-based Optical Character Recognition</w:t>
+      </w:r>
+      <w:r>
+        <w:t>):</w:t>
+      </w:r>
+      <w:r>
+        <w:t xml:space="preserve"> </w:t>
+      </w:r>
+      <w:hyperlink r:id="rId10" w:history="1">
+        <w:r>
+          <w:rPr>
+            <w:rStyle w:val="Hyperlink"/>
+          </w:rPr>
+          <w:t>https://huggingface.co/docs/transformers/en/model_doc/trocr</w:t>
+        </w:r>
+      </w:hyperlink>
+    </w:p>
+    <w:p>
+      <w:r>
+        <w:t>[</w:t>
+      </w:r>
+      <w:r>
+        <w:t>2</w:t>
+      </w:r>
+      <w:r>
+        <w:t>] CVL database:</w:t>
+      </w:r>
+      <w:r>
+        <w:t xml:space="preserve"> </w:t>
+      </w:r>
+      <w:hyperlink r:id="rId11" w:history="1">
+        <w:r>
+          <w:rPr>
+            <w:rStyle w:val="Hyperlink"/>
+          </w:rPr>
+          <w:t>https://cvl.tuwien.ac.at/research/cvl-databases/an-off-line-database-for-writer-retrieval-writer-identification-and-word-spotting/</w:t>
+        </w:r>
+      </w:hyperlink>
+    </w:p>
+    <w:p>
+      <w:r>
+        <w:t>[3] Triplet Loss Function:</w:t>
+      </w:r>
+      <w:r>
+        <w:t xml:space="preserve"> </w:t>
+      </w:r>
+      <w:r>
+        <w:t>Schroff, Florian, Dmitry Kalenichenko, and James Philbin. "</w:t>
+      </w:r>
+      <w:proofErr w:type="spellStart"/>
+      <w:r>
+        <w:t>FaceNet</w:t>
+      </w:r>
+      <w:proofErr w:type="spellEnd"/>
+      <w:r>
+        <w:t xml:space="preserve">: A unified embedding for face recognition and clustering." </w:t>
+      </w:r>
+      <w:r>
+        <w:rPr>
+          <w:i/>
+          <w:iCs/>
+        </w:rPr>
+        <w:t>Proceedings of the IEEE conference on computer vision and pattern recognition</w:t>
+      </w:r>
+      <w:r>
+        <w:t>. 2015</w:t>
+      </w:r>
+    </w:p>
+    <w:p>
+      <w:r>
+        <w:t xml:space="preserve">[4] </w:t>
+      </w:r>
+      <w:proofErr w:type="gramStart"/>
+      <w:r>
+        <w:t>KNN(</w:t>
+      </w:r>
+      <w:proofErr w:type="gramEnd"/>
+      <w:r>
+        <w:t>K-Nearest Neighbors):</w:t>
+      </w:r>
+      <w:r>
+        <w:t xml:space="preserve"> </w:t>
+      </w:r>
+      <w:r>
+        <w:t xml:space="preserve">Fix, Evelyn, and Joseph L. Hodges. </w:t>
+      </w:r>
+      <w:r>
+        <w:rPr>
+          <w:i/>
+          <w:iCs/>
+        </w:rPr>
+        <w:t>Discriminatory analysis. Nonparametric discrimination: Consistency properties</w:t>
+      </w:r>
+      <w:r>
+        <w:t>. Report No. 4, USAF School of Aviation Medicine, Randolph Field, Texas, 1951</w:t>
+      </w:r>
+    </w:p>
+    <w:p>
+      <w:r>
+        <w:t xml:space="preserve">[5] Chroma </w:t>
+      </w:r>
+      <w:proofErr w:type="spellStart"/>
+      <w:r>
+        <w:t>DataBase</w:t>
+      </w:r>
+      <w:proofErr w:type="spellEnd"/>
+      <w:r>
+        <w:t>:</w:t>
+      </w:r>
+      <w:r>
+        <w:t xml:space="preserve"> </w:t>
+      </w:r>
+      <w:hyperlink r:id="rId12" w:history="1">
+        <w:r>
+          <w:rPr>
+            <w:rStyle w:val="Hyperlink"/>
+          </w:rPr>
+          <w:t>https://www.trychroma.com/</w:t>
+        </w:r>
+      </w:hyperlink>
+    </w:p>
+    <w:p/>
     <w:sectPr>
       <w:pgSz w:w="12240" w:h="15840"/>
       <w:pgMar w:top="1440" w:right="1440" w:bottom="1440" w:left="1440" w:header="720" w:footer="720" w:gutter="0"/>
@@ -1548,7 +1839,6 @@
   <w:style w:type="character" w:default="1" w:styleId="DefaultParagraphFont">
     <w:name w:val="Default Paragraph Font"/>
     <w:uiPriority w:val="1"/>
-    <w:semiHidden/>
     <w:unhideWhenUsed/>
   </w:style>
   <w:style w:type="table" w:default="1" w:styleId="TableNormal">
